--- a/Mostlylucid/wwwroot/resumes/Scott-Galloway-Complete-Resume.docx
+++ b/Mostlylucid/wwwroot/resumes/Scott-Galloway-Complete-Resume.docx
@@ -186,7 +186,7 @@
     </w:p>
     <w:p>
       <w:r>
-        <w:t>January 2026–present · Canada / remote</w:t>
+        <w:t>January 2026–May 2026 · Canada / remote</w:t>
       </w:r>
     </w:p>
     <w:p>
